--- a/az/wisdom-stories/sharpen-the-axe.docx
+++ b/az/wisdom-stories/sharpen-the-axe.docx
@@ -53,7 +53,7 @@
         <w:rPr>
           <w:lang/>
         </w:rPr>
-        <w:t>— Baltanız lap kütləşib. Bəlkə bir az dayanıb itiləyəsiniz? İşiniz də yüngülləşər.</w:t>
+        <w:t>— Baltanız lap kütləşib. Bəlkə, bir az dayanıb itiləyəsiniz? İşiniz də yüngülləşər.</w:t>
       </w:r>
     </w:p>
     <w:p>
